--- a/docs/VISAO.docx
+++ b/docs/VISAO.docx
@@ -2624,7 +2624,7 @@
       <w:r>
         <w:drawing>
           <wp:inline xmlns:a="http://schemas.openxmlformats.org/drawingml/2006/main" xmlns:pic="http://schemas.openxmlformats.org/drawingml/2006/picture">
-            <wp:extent cx="5182453" cy="6839999"/>
+            <wp:extent cx="4948000" cy="6840000"/>
             <wp:docPr id="3" name="Picture 3"/>
             <wp:cNvGraphicFramePr>
               <a:graphicFrameLocks noChangeAspect="1"/>
@@ -2645,7 +2645,7 @@
                   <pic:spPr>
                     <a:xfrm>
                       <a:off x="0" y="0"/>
-                      <a:ext cx="5182453" cy="6839999"/>
+                      <a:ext cx="4948000" cy="6840000"/>
                     </a:xfrm>
                     <a:prstGeom prst="rect"/>
                   </pic:spPr>
@@ -4841,7 +4841,7 @@
               <w:rPr>
                 <w:sz w:val="19"/>
               </w:rPr>
-              <w:t>Código limpo, 190 testes no backend e 72 no frontend, documentação atualizada</w:t>
+              <w:t>Código limpo, 195 testes no backend e 72 no frontend, documentação atualizada</w:t>
             </w:r>
           </w:p>
         </w:tc>
@@ -4961,10 +4961,10 @@
       </w:tblPr>
       <w:tblGrid>
         <w:gridCol w:w="907"/>
-        <w:gridCol w:w="2027"/>
+        <w:gridCol w:w="2015"/>
         <w:gridCol w:w="907"/>
         <w:gridCol w:w="907"/>
-        <w:gridCol w:w="3234"/>
+        <w:gridCol w:w="3246"/>
         <w:gridCol w:w="1655"/>
       </w:tblGrid>
       <w:tr>
@@ -4993,7 +4993,7 @@
         </w:tc>
         <w:tc>
           <w:tcPr>
-            <w:tcW w:type="dxa" w:w="2027"/>
+            <w:tcW w:type="dxa" w:w="2015"/>
             <w:shd w:val="clear" w:color="auto" w:fill="1F4E9C"/>
           </w:tcPr>
           <w:p>
@@ -5050,7 +5050,7 @@
         </w:tc>
         <w:tc>
           <w:tcPr>
-            <w:tcW w:type="dxa" w:w="3234"/>
+            <w:tcW w:type="dxa" w:w="3246"/>
             <w:shd w:val="clear" w:color="auto" w:fill="1F4E9C"/>
           </w:tcPr>
           <w:p>
@@ -5109,7 +5109,7 @@
         </w:tc>
         <w:tc>
           <w:tcPr>
-            <w:tcW w:type="dxa" w:w="2027"/>
+            <w:tcW w:type="dxa" w:w="2015"/>
           </w:tcPr>
           <w:p>
             <w:pPr>
@@ -5157,7 +5157,7 @@
         </w:tc>
         <w:tc>
           <w:tcPr>
-            <w:tcW w:type="dxa" w:w="3234"/>
+            <w:tcW w:type="dxa" w:w="3246"/>
           </w:tcPr>
           <w:p>
             <w:pPr>
@@ -5211,7 +5211,7 @@
         </w:tc>
         <w:tc>
           <w:tcPr>
-            <w:tcW w:type="dxa" w:w="2027"/>
+            <w:tcW w:type="dxa" w:w="2015"/>
             <w:shd w:val="clear" w:color="auto" w:fill="F6F8FB"/>
           </w:tcPr>
           <w:p>
@@ -5262,7 +5262,7 @@
         </w:tc>
         <w:tc>
           <w:tcPr>
-            <w:tcW w:type="dxa" w:w="3234"/>
+            <w:tcW w:type="dxa" w:w="3246"/>
             <w:shd w:val="clear" w:color="auto" w:fill="F6F8FB"/>
           </w:tcPr>
           <w:p>
@@ -5317,7 +5317,7 @@
         </w:tc>
         <w:tc>
           <w:tcPr>
-            <w:tcW w:type="dxa" w:w="2027"/>
+            <w:tcW w:type="dxa" w:w="2015"/>
           </w:tcPr>
           <w:p>
             <w:pPr>
@@ -5365,7 +5365,7 @@
         </w:tc>
         <w:tc>
           <w:tcPr>
-            <w:tcW w:type="dxa" w:w="3234"/>
+            <w:tcW w:type="dxa" w:w="3246"/>
           </w:tcPr>
           <w:p>
             <w:pPr>
@@ -5419,7 +5419,7 @@
         </w:tc>
         <w:tc>
           <w:tcPr>
-            <w:tcW w:type="dxa" w:w="2027"/>
+            <w:tcW w:type="dxa" w:w="2015"/>
             <w:shd w:val="clear" w:color="auto" w:fill="F6F8FB"/>
           </w:tcPr>
           <w:p>
@@ -5470,7 +5470,7 @@
         </w:tc>
         <w:tc>
           <w:tcPr>
-            <w:tcW w:type="dxa" w:w="3234"/>
+            <w:tcW w:type="dxa" w:w="3246"/>
             <w:shd w:val="clear" w:color="auto" w:fill="F6F8FB"/>
           </w:tcPr>
           <w:p>
@@ -5481,7 +5481,7 @@
               <w:rPr>
                 <w:sz w:val="19"/>
               </w:rPr>
-              <w:t>Limites por IP e globais, Argon2 leve e em fila, contagem de eventos</w:t>
+              <w:t>Limites por IP e globais, conferência da senha instantânea (HMAC), contagem de eventos</w:t>
             </w:r>
           </w:p>
         </w:tc>
@@ -5525,7 +5525,7 @@
         </w:tc>
         <w:tc>
           <w:tcPr>
-            <w:tcW w:type="dxa" w:w="2027"/>
+            <w:tcW w:type="dxa" w:w="2015"/>
           </w:tcPr>
           <w:p>
             <w:pPr>
@@ -5573,7 +5573,7 @@
         </w:tc>
         <w:tc>
           <w:tcPr>
-            <w:tcW w:type="dxa" w:w="3234"/>
+            <w:tcW w:type="dxa" w:w="3246"/>
           </w:tcPr>
           <w:p>
             <w:pPr>
@@ -5627,7 +5627,7 @@
         </w:tc>
         <w:tc>
           <w:tcPr>
-            <w:tcW w:type="dxa" w:w="2027"/>
+            <w:tcW w:type="dxa" w:w="2015"/>
             <w:shd w:val="clear" w:color="auto" w:fill="F6F8FB"/>
           </w:tcPr>
           <w:p>
@@ -5678,7 +5678,7 @@
         </w:tc>
         <w:tc>
           <w:tcPr>
-            <w:tcW w:type="dxa" w:w="3234"/>
+            <w:tcW w:type="dxa" w:w="3246"/>
             <w:shd w:val="clear" w:color="auto" w:fill="F6F8FB"/>
           </w:tcPr>
           <w:p>
@@ -5733,7 +5733,7 @@
         </w:tc>
         <w:tc>
           <w:tcPr>
-            <w:tcW w:type="dxa" w:w="2027"/>
+            <w:tcW w:type="dxa" w:w="2015"/>
           </w:tcPr>
           <w:p>
             <w:pPr>
@@ -5781,7 +5781,7 @@
         </w:tc>
         <w:tc>
           <w:tcPr>
-            <w:tcW w:type="dxa" w:w="3234"/>
+            <w:tcW w:type="dxa" w:w="3246"/>
           </w:tcPr>
           <w:p>
             <w:pPr>
@@ -5835,7 +5835,7 @@
         </w:tc>
         <w:tc>
           <w:tcPr>
-            <w:tcW w:type="dxa" w:w="2027"/>
+            <w:tcW w:type="dxa" w:w="2015"/>
             <w:shd w:val="clear" w:color="auto" w:fill="F6F8FB"/>
           </w:tcPr>
           <w:p>
@@ -5886,7 +5886,7 @@
         </w:tc>
         <w:tc>
           <w:tcPr>
-            <w:tcW w:type="dxa" w:w="3234"/>
+            <w:tcW w:type="dxa" w:w="3246"/>
             <w:shd w:val="clear" w:color="auto" w:fill="F6F8FB"/>
           </w:tcPr>
           <w:p>
@@ -5941,7 +5941,7 @@
         </w:tc>
         <w:tc>
           <w:tcPr>
-            <w:tcW w:type="dxa" w:w="2027"/>
+            <w:tcW w:type="dxa" w:w="2015"/>
           </w:tcPr>
           <w:p>
             <w:pPr>
@@ -5951,7 +5951,7 @@
               <w:rPr>
                 <w:sz w:val="19"/>
               </w:rPr>
-              <w:t>Celular real mais lento que o esperado na derivação das chaves</w:t>
+              <w:t>Entrada lenta no celular (derivação das chaves e rede)</w:t>
             </w:r>
           </w:p>
         </w:tc>
@@ -5989,7 +5989,7 @@
         </w:tc>
         <w:tc>
           <w:tcPr>
-            <w:tcW w:type="dxa" w:w="3234"/>
+            <w:tcW w:type="dxa" w:w="3246"/>
           </w:tcPr>
           <w:p>
             <w:pPr>
@@ -5999,7 +5999,7 @@
               <w:rPr>
                 <w:sz w:val="19"/>
               </w:rPr>
-              <w:t>Parâmetro Argon2id "interativo" (~64 MB); a medir</w:t>
+              <w:t>Medido ~4 s; módulos carregados em paralelo, cache das bibliotecas e menos idas ao servidor; a medir de novo</w:t>
             </w:r>
           </w:p>
         </w:tc>
@@ -6016,7 +6016,7 @@
                 <w:b/>
                 <w:sz w:val="19"/>
               </w:rPr>
-              <w:t>Pendente</w:t>
+              <w:t>Em medição</w:t>
             </w:r>
           </w:p>
         </w:tc>
@@ -6044,7 +6044,7 @@
         </w:tc>
         <w:tc>
           <w:tcPr>
-            <w:tcW w:type="dxa" w:w="2027"/>
+            <w:tcW w:type="dxa" w:w="2015"/>
             <w:shd w:val="clear" w:color="auto" w:fill="F6F8FB"/>
           </w:tcPr>
           <w:p>
@@ -6095,7 +6095,7 @@
         </w:tc>
         <w:tc>
           <w:tcPr>
-            <w:tcW w:type="dxa" w:w="3234"/>
+            <w:tcW w:type="dxa" w:w="3246"/>
             <w:shd w:val="clear" w:color="auto" w:fill="F6F8FB"/>
           </w:tcPr>
           <w:p>
@@ -6164,7 +6164,7 @@
         </w:tc>
         <w:tc>
           <w:tcPr>
-            <w:tcW w:type="dxa" w:w="2027"/>
+            <w:tcW w:type="dxa" w:w="2015"/>
           </w:tcPr>
           <w:p>
             <w:pPr>
@@ -6220,7 +6220,7 @@
         </w:tc>
         <w:tc>
           <w:tcPr>
-            <w:tcW w:type="dxa" w:w="3234"/>
+            <w:tcW w:type="dxa" w:w="3246"/>
           </w:tcPr>
           <w:p>
             <w:pPr>
@@ -6307,9 +6307,9 @@
         <w:tblLook w:firstColumn="1" w:firstRow="1" w:lastColumn="0" w:lastRow="0" w:noHBand="0" w:noVBand="1" w:val="04A0"/>
       </w:tblPr>
       <w:tblGrid>
-        <w:gridCol w:w="4360"/>
-        <w:gridCol w:w="2058"/>
-        <w:gridCol w:w="3220"/>
+        <w:gridCol w:w="4212"/>
+        <w:gridCol w:w="1989"/>
+        <w:gridCol w:w="3437"/>
       </w:tblGrid>
       <w:tr>
         <w:trPr>
@@ -6318,7 +6318,7 @@
         </w:trPr>
         <w:tc>
           <w:tcPr>
-            <w:tcW w:type="dxa" w:w="4360"/>
+            <w:tcW w:type="dxa" w:w="4212"/>
             <w:shd w:val="clear" w:color="auto" w:fill="1F4E9C"/>
           </w:tcPr>
           <w:p>
@@ -6337,7 +6337,7 @@
         </w:tc>
         <w:tc>
           <w:tcPr>
-            <w:tcW w:type="dxa" w:w="2058"/>
+            <w:tcW w:type="dxa" w:w="1989"/>
             <w:shd w:val="clear" w:color="auto" w:fill="1F4E9C"/>
           </w:tcPr>
           <w:p>
@@ -6356,7 +6356,7 @@
         </w:tc>
         <w:tc>
           <w:tcPr>
-            <w:tcW w:type="dxa" w:w="3220"/>
+            <w:tcW w:type="dxa" w:w="3437"/>
             <w:shd w:val="clear" w:color="auto" w:fill="1F4E9C"/>
           </w:tcPr>
           <w:p>
@@ -6380,7 +6380,7 @@
         </w:trPr>
         <w:tc>
           <w:tcPr>
-            <w:tcW w:type="dxa" w:w="4360"/>
+            <w:tcW w:type="dxa" w:w="4212"/>
           </w:tcPr>
           <w:p>
             <w:pPr>
@@ -6396,7 +6396,7 @@
         </w:tc>
         <w:tc>
           <w:tcPr>
-            <w:tcW w:type="dxa" w:w="2058"/>
+            <w:tcW w:type="dxa" w:w="1989"/>
           </w:tcPr>
           <w:p>
             <w:pPr>
@@ -6412,7 +6412,7 @@
         </w:tc>
         <w:tc>
           <w:tcPr>
-            <w:tcW w:type="dxa" w:w="3220"/>
+            <w:tcW w:type="dxa" w:w="3437"/>
           </w:tcPr>
           <w:p>
             <w:pPr>
@@ -6433,7 +6433,7 @@
         </w:trPr>
         <w:tc>
           <w:tcPr>
-            <w:tcW w:type="dxa" w:w="4360"/>
+            <w:tcW w:type="dxa" w:w="4212"/>
             <w:shd w:val="clear" w:color="auto" w:fill="F6F8FB"/>
           </w:tcPr>
           <w:p>
@@ -6450,7 +6450,7 @@
         </w:tc>
         <w:tc>
           <w:tcPr>
-            <w:tcW w:type="dxa" w:w="2058"/>
+            <w:tcW w:type="dxa" w:w="1989"/>
             <w:shd w:val="clear" w:color="auto" w:fill="F6F8FB"/>
           </w:tcPr>
           <w:p>
@@ -6467,7 +6467,7 @@
         </w:tc>
         <w:tc>
           <w:tcPr>
-            <w:tcW w:type="dxa" w:w="3220"/>
+            <w:tcW w:type="dxa" w:w="3437"/>
             <w:shd w:val="clear" w:color="auto" w:fill="F6F8FB"/>
           </w:tcPr>
           <w:p>
@@ -6489,7 +6489,7 @@
         </w:trPr>
         <w:tc>
           <w:tcPr>
-            <w:tcW w:type="dxa" w:w="4360"/>
+            <w:tcW w:type="dxa" w:w="4212"/>
           </w:tcPr>
           <w:p>
             <w:pPr>
@@ -6505,7 +6505,7 @@
         </w:tc>
         <w:tc>
           <w:tcPr>
-            <w:tcW w:type="dxa" w:w="2058"/>
+            <w:tcW w:type="dxa" w:w="1989"/>
           </w:tcPr>
           <w:p>
             <w:pPr>
@@ -6521,7 +6521,7 @@
         </w:tc>
         <w:tc>
           <w:tcPr>
-            <w:tcW w:type="dxa" w:w="3220"/>
+            <w:tcW w:type="dxa" w:w="3437"/>
           </w:tcPr>
           <w:p>
             <w:pPr>
@@ -6531,7 +6531,7 @@
               <w:rPr>
                 <w:sz w:val="19"/>
               </w:rPr>
-              <w:t>Menos de 1 s</w:t>
+              <w:t>Até ~3 s (medido ~4 s antes das otimizações)</w:t>
             </w:r>
           </w:p>
         </w:tc>
@@ -6542,7 +6542,7 @@
         </w:trPr>
         <w:tc>
           <w:tcPr>
-            <w:tcW w:type="dxa" w:w="4360"/>
+            <w:tcW w:type="dxa" w:w="4212"/>
             <w:shd w:val="clear" w:color="auto" w:fill="F6F8FB"/>
           </w:tcPr>
           <w:p>
@@ -6559,7 +6559,7 @@
         </w:tc>
         <w:tc>
           <w:tcPr>
-            <w:tcW w:type="dxa" w:w="2058"/>
+            <w:tcW w:type="dxa" w:w="1989"/>
             <w:shd w:val="clear" w:color="auto" w:fill="F6F8FB"/>
           </w:tcPr>
           <w:p>
@@ -6576,7 +6576,7 @@
         </w:tc>
         <w:tc>
           <w:tcPr>
-            <w:tcW w:type="dxa" w:w="3220"/>
+            <w:tcW w:type="dxa" w:w="3437"/>
             <w:shd w:val="clear" w:color="auto" w:fill="F6F8FB"/>
           </w:tcPr>
           <w:p>
@@ -6598,7 +6598,7 @@
         </w:trPr>
         <w:tc>
           <w:tcPr>
-            <w:tcW w:type="dxa" w:w="4360"/>
+            <w:tcW w:type="dxa" w:w="4212"/>
           </w:tcPr>
           <w:p>
             <w:pPr>
@@ -6614,7 +6614,7 @@
         </w:tc>
         <w:tc>
           <w:tcPr>
-            <w:tcW w:type="dxa" w:w="2058"/>
+            <w:tcW w:type="dxa" w:w="1989"/>
           </w:tcPr>
           <w:p>
             <w:pPr>
@@ -6638,7 +6638,7 @@
         </w:tc>
         <w:tc>
           <w:tcPr>
-            <w:tcW w:type="dxa" w:w="3220"/>
+            <w:tcW w:type="dxa" w:w="3437"/>
           </w:tcPr>
           <w:p>
             <w:pPr>
@@ -6659,7 +6659,7 @@
         </w:trPr>
         <w:tc>
           <w:tcPr>
-            <w:tcW w:type="dxa" w:w="4360"/>
+            <w:tcW w:type="dxa" w:w="4212"/>
             <w:shd w:val="clear" w:color="auto" w:fill="F6F8FB"/>
           </w:tcPr>
           <w:p>
@@ -6676,7 +6676,7 @@
         </w:tc>
         <w:tc>
           <w:tcPr>
-            <w:tcW w:type="dxa" w:w="2058"/>
+            <w:tcW w:type="dxa" w:w="1989"/>
             <w:shd w:val="clear" w:color="auto" w:fill="F6F8FB"/>
           </w:tcPr>
           <w:p>
@@ -6693,7 +6693,7 @@
         </w:tc>
         <w:tc>
           <w:tcPr>
-            <w:tcW w:type="dxa" w:w="3220"/>
+            <w:tcW w:type="dxa" w:w="3437"/>
             <w:shd w:val="clear" w:color="auto" w:fill="F6F8FB"/>
           </w:tcPr>
           <w:p>
@@ -6798,7 +6798,7 @@
       </w:r>
       <w:r>
         <w:rPr/>
-        <w:t xml:space="preserve"> tempo das senhas no celular, 100 MB na internet móvel, tela apagada, outros navegadores, acessibilidade com leitores de tela.</w:t>
+        <w:t xml:space="preserve"> tempo de entrada com senha no celular (medir de novo depois das otimizações), outros navegadores e acessibilidade com leitores de tela. Já validados em celular real: 100 MB no 4G (1 min 36 s) e reconexão com a tela apagada.</w:t>
       </w:r>
     </w:p>
     <w:p>

--- a/docs/VISAO.docx
+++ b/docs/VISAO.docx
@@ -5999,7 +5999,7 @@
               <w:rPr>
                 <w:sz w:val="19"/>
               </w:rPr>
-              <w:t>Medido ~4 s; módulos carregados em paralelo, cache das bibliotecas e menos idas ao servidor; a medir de novo</w:t>
+              <w:t>Módulos carregados em paralelo, cache das bibliotecas, menos idas ao servidor e conferência instantânea da senha; medido 2,08 s no celular em 4G (eram ~4 s)</w:t>
             </w:r>
           </w:p>
         </w:tc>
@@ -6013,10 +6013,9 @@
             </w:pPr>
             <w:r>
               <w:rPr>
-                <w:b/>
                 <w:sz w:val="19"/>
               </w:rPr>
-              <w:t>Em medição</w:t>
+              <w:t>Mitigado</w:t>
             </w:r>
           </w:p>
         </w:tc>
@@ -6307,9 +6306,9 @@
         <w:tblLook w:firstColumn="1" w:firstRow="1" w:lastColumn="0" w:lastRow="0" w:noHBand="0" w:noVBand="1" w:val="04A0"/>
       </w:tblPr>
       <w:tblGrid>
-        <w:gridCol w:w="4212"/>
-        <w:gridCol w:w="1989"/>
-        <w:gridCol w:w="3437"/>
+        <w:gridCol w:w="4275"/>
+        <w:gridCol w:w="2019"/>
+        <w:gridCol w:w="3344"/>
       </w:tblGrid>
       <w:tr>
         <w:trPr>
@@ -6318,7 +6317,7 @@
         </w:trPr>
         <w:tc>
           <w:tcPr>
-            <w:tcW w:type="dxa" w:w="4212"/>
+            <w:tcW w:type="dxa" w:w="4275"/>
             <w:shd w:val="clear" w:color="auto" w:fill="1F4E9C"/>
           </w:tcPr>
           <w:p>
@@ -6337,7 +6336,7 @@
         </w:tc>
         <w:tc>
           <w:tcPr>
-            <w:tcW w:type="dxa" w:w="1989"/>
+            <w:tcW w:type="dxa" w:w="2019"/>
             <w:shd w:val="clear" w:color="auto" w:fill="1F4E9C"/>
           </w:tcPr>
           <w:p>
@@ -6356,7 +6355,7 @@
         </w:tc>
         <w:tc>
           <w:tcPr>
-            <w:tcW w:type="dxa" w:w="3437"/>
+            <w:tcW w:type="dxa" w:w="3344"/>
             <w:shd w:val="clear" w:color="auto" w:fill="1F4E9C"/>
           </w:tcPr>
           <w:p>
@@ -6380,7 +6379,7 @@
         </w:trPr>
         <w:tc>
           <w:tcPr>
-            <w:tcW w:type="dxa" w:w="4212"/>
+            <w:tcW w:type="dxa" w:w="4275"/>
           </w:tcPr>
           <w:p>
             <w:pPr>
@@ -6396,7 +6395,7 @@
         </w:tc>
         <w:tc>
           <w:tcPr>
-            <w:tcW w:type="dxa" w:w="1989"/>
+            <w:tcW w:type="dxa" w:w="2019"/>
           </w:tcPr>
           <w:p>
             <w:pPr>
@@ -6412,7 +6411,7 @@
         </w:tc>
         <w:tc>
           <w:tcPr>
-            <w:tcW w:type="dxa" w:w="3437"/>
+            <w:tcW w:type="dxa" w:w="3344"/>
           </w:tcPr>
           <w:p>
             <w:pPr>
@@ -6433,7 +6432,7 @@
         </w:trPr>
         <w:tc>
           <w:tcPr>
-            <w:tcW w:type="dxa" w:w="4212"/>
+            <w:tcW w:type="dxa" w:w="4275"/>
             <w:shd w:val="clear" w:color="auto" w:fill="F6F8FB"/>
           </w:tcPr>
           <w:p>
@@ -6450,7 +6449,7 @@
         </w:tc>
         <w:tc>
           <w:tcPr>
-            <w:tcW w:type="dxa" w:w="1989"/>
+            <w:tcW w:type="dxa" w:w="2019"/>
             <w:shd w:val="clear" w:color="auto" w:fill="F6F8FB"/>
           </w:tcPr>
           <w:p>
@@ -6467,7 +6466,7 @@
         </w:tc>
         <w:tc>
           <w:tcPr>
-            <w:tcW w:type="dxa" w:w="3437"/>
+            <w:tcW w:type="dxa" w:w="3344"/>
             <w:shd w:val="clear" w:color="auto" w:fill="F6F8FB"/>
           </w:tcPr>
           <w:p>
@@ -6489,7 +6488,7 @@
         </w:trPr>
         <w:tc>
           <w:tcPr>
-            <w:tcW w:type="dxa" w:w="4212"/>
+            <w:tcW w:type="dxa" w:w="4275"/>
           </w:tcPr>
           <w:p>
             <w:pPr>
@@ -6505,7 +6504,7 @@
         </w:tc>
         <w:tc>
           <w:tcPr>
-            <w:tcW w:type="dxa" w:w="1989"/>
+            <w:tcW w:type="dxa" w:w="2019"/>
           </w:tcPr>
           <w:p>
             <w:pPr>
@@ -6521,7 +6520,7 @@
         </w:tc>
         <w:tc>
           <w:tcPr>
-            <w:tcW w:type="dxa" w:w="3437"/>
+            <w:tcW w:type="dxa" w:w="3344"/>
           </w:tcPr>
           <w:p>
             <w:pPr>
@@ -6531,7 +6530,7 @@
               <w:rPr>
                 <w:sz w:val="19"/>
               </w:rPr>
-              <w:t>Até ~3 s (medido ~4 s antes das otimizações)</w:t>
+              <w:t>Até ~3 s (medido 2,08 s em 4G)</w:t>
             </w:r>
           </w:p>
         </w:tc>
@@ -6542,7 +6541,7 @@
         </w:trPr>
         <w:tc>
           <w:tcPr>
-            <w:tcW w:type="dxa" w:w="4212"/>
+            <w:tcW w:type="dxa" w:w="4275"/>
             <w:shd w:val="clear" w:color="auto" w:fill="F6F8FB"/>
           </w:tcPr>
           <w:p>
@@ -6559,7 +6558,7 @@
         </w:tc>
         <w:tc>
           <w:tcPr>
-            <w:tcW w:type="dxa" w:w="1989"/>
+            <w:tcW w:type="dxa" w:w="2019"/>
             <w:shd w:val="clear" w:color="auto" w:fill="F6F8FB"/>
           </w:tcPr>
           <w:p>
@@ -6576,7 +6575,7 @@
         </w:tc>
         <w:tc>
           <w:tcPr>
-            <w:tcW w:type="dxa" w:w="3437"/>
+            <w:tcW w:type="dxa" w:w="3344"/>
             <w:shd w:val="clear" w:color="auto" w:fill="F6F8FB"/>
           </w:tcPr>
           <w:p>
@@ -6598,7 +6597,7 @@
         </w:trPr>
         <w:tc>
           <w:tcPr>
-            <w:tcW w:type="dxa" w:w="4212"/>
+            <w:tcW w:type="dxa" w:w="4275"/>
           </w:tcPr>
           <w:p>
             <w:pPr>
@@ -6614,7 +6613,7 @@
         </w:tc>
         <w:tc>
           <w:tcPr>
-            <w:tcW w:type="dxa" w:w="1989"/>
+            <w:tcW w:type="dxa" w:w="2019"/>
           </w:tcPr>
           <w:p>
             <w:pPr>
@@ -6638,7 +6637,7 @@
         </w:tc>
         <w:tc>
           <w:tcPr>
-            <w:tcW w:type="dxa" w:w="3437"/>
+            <w:tcW w:type="dxa" w:w="3344"/>
           </w:tcPr>
           <w:p>
             <w:pPr>
@@ -6659,7 +6658,7 @@
         </w:trPr>
         <w:tc>
           <w:tcPr>
-            <w:tcW w:type="dxa" w:w="4212"/>
+            <w:tcW w:type="dxa" w:w="4275"/>
             <w:shd w:val="clear" w:color="auto" w:fill="F6F8FB"/>
           </w:tcPr>
           <w:p>
@@ -6676,7 +6675,7 @@
         </w:tc>
         <w:tc>
           <w:tcPr>
-            <w:tcW w:type="dxa" w:w="1989"/>
+            <w:tcW w:type="dxa" w:w="2019"/>
             <w:shd w:val="clear" w:color="auto" w:fill="F6F8FB"/>
           </w:tcPr>
           <w:p>
@@ -6693,7 +6692,7 @@
         </w:tc>
         <w:tc>
           <w:tcPr>
-            <w:tcW w:type="dxa" w:w="3437"/>
+            <w:tcW w:type="dxa" w:w="3344"/>
             <w:shd w:val="clear" w:color="auto" w:fill="F6F8FB"/>
           </w:tcPr>
           <w:p>
@@ -6794,11 +6793,11 @@
         <w:rPr>
           <w:b/>
         </w:rPr>
-        <w:t>Validar em aparelho real:</w:t>
+        <w:t>Validar:</w:t>
       </w:r>
       <w:r>
         <w:rPr/>
-        <w:t xml:space="preserve"> tempo de entrada com senha no celular (medir de novo depois das otimizações), outros navegadores e acessibilidade com leitores de tela. Já validados em celular real: 100 MB no 4G (1 min 36 s) e reconexão com a tela apagada.</w:t>
+        <w:t xml:space="preserve"> outros navegadores e acessibilidade com leitores de tela. Já validados em celular real: entrada com senha em 2,08 s no 4G, 100 MB no 4G (1 min 36 s) e reconexão com a tela apagada.</w:t>
       </w:r>
     </w:p>
     <w:p>

--- a/docs/VISAO.docx
+++ b/docs/VISAO.docx
@@ -3529,9 +3529,9 @@
       </w:tblPr>
       <w:tblGrid>
         <w:gridCol w:w="1548"/>
-        <w:gridCol w:w="3330"/>
-        <w:gridCol w:w="2452"/>
-        <w:gridCol w:w="2309"/>
+        <w:gridCol w:w="3194"/>
+        <w:gridCol w:w="2313"/>
+        <w:gridCol w:w="2583"/>
       </w:tblGrid>
       <w:tr>
         <w:trPr>
@@ -3559,7 +3559,7 @@
         </w:tc>
         <w:tc>
           <w:tcPr>
-            <w:tcW w:type="dxa" w:w="3330"/>
+            <w:tcW w:type="dxa" w:w="3194"/>
             <w:shd w:val="clear" w:color="auto" w:fill="1F4E9C"/>
           </w:tcPr>
           <w:p>
@@ -3578,7 +3578,7 @@
         </w:tc>
         <w:tc>
           <w:tcPr>
-            <w:tcW w:type="dxa" w:w="2452"/>
+            <w:tcW w:type="dxa" w:w="2313"/>
             <w:shd w:val="clear" w:color="auto" w:fill="1F4E9C"/>
           </w:tcPr>
           <w:p>
@@ -3597,7 +3597,7 @@
         </w:tc>
         <w:tc>
           <w:tcPr>
-            <w:tcW w:type="dxa" w:w="2309"/>
+            <w:tcW w:type="dxa" w:w="2583"/>
             <w:shd w:val="clear" w:color="auto" w:fill="1F4E9C"/>
           </w:tcPr>
           <w:p>
@@ -3637,7 +3637,7 @@
         </w:tc>
         <w:tc>
           <w:tcPr>
-            <w:tcW w:type="dxa" w:w="3330"/>
+            <w:tcW w:type="dxa" w:w="3194"/>
           </w:tcPr>
           <w:p>
             <w:pPr>
@@ -3653,7 +3653,7 @@
         </w:tc>
         <w:tc>
           <w:tcPr>
-            <w:tcW w:type="dxa" w:w="2452"/>
+            <w:tcW w:type="dxa" w:w="2313"/>
           </w:tcPr>
           <w:p>
             <w:pPr>
@@ -3669,7 +3669,7 @@
         </w:tc>
         <w:tc>
           <w:tcPr>
-            <w:tcW w:type="dxa" w:w="2309"/>
+            <w:tcW w:type="dxa" w:w="2583"/>
           </w:tcPr>
           <w:p>
             <w:pPr>
@@ -3707,7 +3707,7 @@
         </w:tc>
         <w:tc>
           <w:tcPr>
-            <w:tcW w:type="dxa" w:w="3330"/>
+            <w:tcW w:type="dxa" w:w="3194"/>
             <w:shd w:val="clear" w:color="auto" w:fill="F6F8FB"/>
           </w:tcPr>
           <w:p>
@@ -3738,7 +3738,7 @@
         </w:tc>
         <w:tc>
           <w:tcPr>
-            <w:tcW w:type="dxa" w:w="2452"/>
+            <w:tcW w:type="dxa" w:w="2313"/>
             <w:shd w:val="clear" w:color="auto" w:fill="F6F8FB"/>
           </w:tcPr>
           <w:p>
@@ -3755,7 +3755,7 @@
         </w:tc>
         <w:tc>
           <w:tcPr>
-            <w:tcW w:type="dxa" w:w="2309"/>
+            <w:tcW w:type="dxa" w:w="2583"/>
             <w:shd w:val="clear" w:color="auto" w:fill="F6F8FB"/>
           </w:tcPr>
           <w:p>
@@ -3793,7 +3793,7 @@
         </w:tc>
         <w:tc>
           <w:tcPr>
-            <w:tcW w:type="dxa" w:w="3330"/>
+            <w:tcW w:type="dxa" w:w="3194"/>
           </w:tcPr>
           <w:p>
             <w:pPr>
@@ -3809,7 +3809,7 @@
         </w:tc>
         <w:tc>
           <w:tcPr>
-            <w:tcW w:type="dxa" w:w="2452"/>
+            <w:tcW w:type="dxa" w:w="2313"/>
           </w:tcPr>
           <w:p>
             <w:pPr>
@@ -3825,7 +3825,7 @@
         </w:tc>
         <w:tc>
           <w:tcPr>
-            <w:tcW w:type="dxa" w:w="2309"/>
+            <w:tcW w:type="dxa" w:w="2583"/>
           </w:tcPr>
           <w:p>
             <w:pPr>
@@ -3863,7 +3863,7 @@
         </w:tc>
         <w:tc>
           <w:tcPr>
-            <w:tcW w:type="dxa" w:w="3330"/>
+            <w:tcW w:type="dxa" w:w="3194"/>
             <w:shd w:val="clear" w:color="auto" w:fill="F6F8FB"/>
           </w:tcPr>
           <w:p>
@@ -3880,7 +3880,7 @@
         </w:tc>
         <w:tc>
           <w:tcPr>
-            <w:tcW w:type="dxa" w:w="2452"/>
+            <w:tcW w:type="dxa" w:w="2313"/>
             <w:shd w:val="clear" w:color="auto" w:fill="F6F8FB"/>
           </w:tcPr>
           <w:p>
@@ -3897,7 +3897,7 @@
         </w:tc>
         <w:tc>
           <w:tcPr>
-            <w:tcW w:type="dxa" w:w="2309"/>
+            <w:tcW w:type="dxa" w:w="2583"/>
             <w:shd w:val="clear" w:color="auto" w:fill="F6F8FB"/>
           </w:tcPr>
           <w:p>
@@ -3935,7 +3935,7 @@
         </w:tc>
         <w:tc>
           <w:tcPr>
-            <w:tcW w:type="dxa" w:w="3330"/>
+            <w:tcW w:type="dxa" w:w="3194"/>
           </w:tcPr>
           <w:p>
             <w:pPr>
@@ -3951,7 +3951,7 @@
         </w:tc>
         <w:tc>
           <w:tcPr>
-            <w:tcW w:type="dxa" w:w="2452"/>
+            <w:tcW w:type="dxa" w:w="2313"/>
           </w:tcPr>
           <w:p>
             <w:pPr>
@@ -3967,7 +3967,7 @@
         </w:tc>
         <w:tc>
           <w:tcPr>
-            <w:tcW w:type="dxa" w:w="2309"/>
+            <w:tcW w:type="dxa" w:w="2583"/>
           </w:tcPr>
           <w:p>
             <w:pPr>
@@ -4005,7 +4005,7 @@
         </w:tc>
         <w:tc>
           <w:tcPr>
-            <w:tcW w:type="dxa" w:w="3330"/>
+            <w:tcW w:type="dxa" w:w="3194"/>
             <w:shd w:val="clear" w:color="auto" w:fill="F6F8FB"/>
           </w:tcPr>
           <w:p>
@@ -4022,7 +4022,7 @@
         </w:tc>
         <w:tc>
           <w:tcPr>
-            <w:tcW w:type="dxa" w:w="2452"/>
+            <w:tcW w:type="dxa" w:w="2313"/>
             <w:shd w:val="clear" w:color="auto" w:fill="F6F8FB"/>
           </w:tcPr>
           <w:p>
@@ -4039,7 +4039,7 @@
         </w:tc>
         <w:tc>
           <w:tcPr>
-            <w:tcW w:type="dxa" w:w="2309"/>
+            <w:tcW w:type="dxa" w:w="2583"/>
             <w:shd w:val="clear" w:color="auto" w:fill="F6F8FB"/>
           </w:tcPr>
           <w:p>
@@ -4077,7 +4077,7 @@
         </w:tc>
         <w:tc>
           <w:tcPr>
-            <w:tcW w:type="dxa" w:w="3330"/>
+            <w:tcW w:type="dxa" w:w="3194"/>
           </w:tcPr>
           <w:p>
             <w:pPr>
@@ -4093,7 +4093,7 @@
         </w:tc>
         <w:tc>
           <w:tcPr>
-            <w:tcW w:type="dxa" w:w="2452"/>
+            <w:tcW w:type="dxa" w:w="2313"/>
           </w:tcPr>
           <w:p>
             <w:pPr>
@@ -4109,7 +4109,7 @@
         </w:tc>
         <w:tc>
           <w:tcPr>
-            <w:tcW w:type="dxa" w:w="2309"/>
+            <w:tcW w:type="dxa" w:w="2583"/>
           </w:tcPr>
           <w:p>
             <w:pPr>
@@ -4147,7 +4147,7 @@
         </w:tc>
         <w:tc>
           <w:tcPr>
-            <w:tcW w:type="dxa" w:w="3330"/>
+            <w:tcW w:type="dxa" w:w="3194"/>
             <w:shd w:val="clear" w:color="auto" w:fill="F6F8FB"/>
           </w:tcPr>
           <w:p>
@@ -4164,7 +4164,7 @@
         </w:tc>
         <w:tc>
           <w:tcPr>
-            <w:tcW w:type="dxa" w:w="2452"/>
+            <w:tcW w:type="dxa" w:w="2313"/>
             <w:shd w:val="clear" w:color="auto" w:fill="F6F8FB"/>
           </w:tcPr>
           <w:p>
@@ -4181,7 +4181,7 @@
         </w:tc>
         <w:tc>
           <w:tcPr>
-            <w:tcW w:type="dxa" w:w="2309"/>
+            <w:tcW w:type="dxa" w:w="2583"/>
             <w:shd w:val="clear" w:color="auto" w:fill="F6F8FB"/>
           </w:tcPr>
           <w:p>
@@ -4219,7 +4219,7 @@
         </w:tc>
         <w:tc>
           <w:tcPr>
-            <w:tcW w:type="dxa" w:w="3330"/>
+            <w:tcW w:type="dxa" w:w="3194"/>
           </w:tcPr>
           <w:p>
             <w:pPr>
@@ -4235,7 +4235,7 @@
         </w:tc>
         <w:tc>
           <w:tcPr>
-            <w:tcW w:type="dxa" w:w="2452"/>
+            <w:tcW w:type="dxa" w:w="2313"/>
           </w:tcPr>
           <w:p>
             <w:pPr>
@@ -4251,7 +4251,7 @@
         </w:tc>
         <w:tc>
           <w:tcPr>
-            <w:tcW w:type="dxa" w:w="2309"/>
+            <w:tcW w:type="dxa" w:w="2583"/>
           </w:tcPr>
           <w:p>
             <w:pPr>
@@ -4289,7 +4289,7 @@
         </w:tc>
         <w:tc>
           <w:tcPr>
-            <w:tcW w:type="dxa" w:w="3330"/>
+            <w:tcW w:type="dxa" w:w="3194"/>
             <w:shd w:val="clear" w:color="auto" w:fill="F6F8FB"/>
           </w:tcPr>
           <w:p>
@@ -4306,7 +4306,7 @@
         </w:tc>
         <w:tc>
           <w:tcPr>
-            <w:tcW w:type="dxa" w:w="2452"/>
+            <w:tcW w:type="dxa" w:w="2313"/>
             <w:shd w:val="clear" w:color="auto" w:fill="F6F8FB"/>
           </w:tcPr>
           <w:p>
@@ -4323,7 +4323,7 @@
         </w:tc>
         <w:tc>
           <w:tcPr>
-            <w:tcW w:type="dxa" w:w="2309"/>
+            <w:tcW w:type="dxa" w:w="2583"/>
             <w:shd w:val="clear" w:color="auto" w:fill="F6F8FB"/>
           </w:tcPr>
           <w:p>
@@ -4361,7 +4361,7 @@
         </w:tc>
         <w:tc>
           <w:tcPr>
-            <w:tcW w:type="dxa" w:w="3330"/>
+            <w:tcW w:type="dxa" w:w="3194"/>
           </w:tcPr>
           <w:p>
             <w:pPr>
@@ -4377,7 +4377,7 @@
         </w:tc>
         <w:tc>
           <w:tcPr>
-            <w:tcW w:type="dxa" w:w="2452"/>
+            <w:tcW w:type="dxa" w:w="2313"/>
           </w:tcPr>
           <w:p>
             <w:pPr>
@@ -4393,7 +4393,7 @@
         </w:tc>
         <w:tc>
           <w:tcPr>
-            <w:tcW w:type="dxa" w:w="2309"/>
+            <w:tcW w:type="dxa" w:w="2583"/>
           </w:tcPr>
           <w:p>
             <w:pPr>
@@ -4431,7 +4431,7 @@
         </w:tc>
         <w:tc>
           <w:tcPr>
-            <w:tcW w:type="dxa" w:w="3330"/>
+            <w:tcW w:type="dxa" w:w="3194"/>
             <w:shd w:val="clear" w:color="auto" w:fill="F6F8FB"/>
           </w:tcPr>
           <w:p>
@@ -4442,13 +4442,13 @@
               <w:rPr>
                 <w:sz w:val="19"/>
               </w:rPr>
-              <w:t>Sistema visual "Linhas de Metrô"</w:t>
+              <w:t>Sistema visual suave "Encontro suave" (violeta, verde, Nunito, cantos arredondados, temas claro e escuro)</w:t>
             </w:r>
           </w:p>
         </w:tc>
         <w:tc>
           <w:tcPr>
-            <w:tcW w:type="dxa" w:w="2452"/>
+            <w:tcW w:type="dxa" w:w="2313"/>
             <w:shd w:val="clear" w:color="auto" w:fill="F6F8FB"/>
           </w:tcPr>
           <w:p>
@@ -4459,13 +4459,13 @@
               <w:rPr>
                 <w:sz w:val="19"/>
               </w:rPr>
-              <w:t>Diferencia o produto e explica o caminho da transferência</w:t>
+              <w:t>Acolhedor e fácil de usar com uma mão; contraste conferido nos dois temas</w:t>
             </w:r>
           </w:p>
         </w:tc>
         <w:tc>
           <w:tcPr>
-            <w:tcW w:type="dxa" w:w="2309"/>
+            <w:tcW w:type="dxa" w:w="2583"/>
             <w:shd w:val="clear" w:color="auto" w:fill="F6F8FB"/>
           </w:tcPr>
           <w:p>
@@ -4841,7 +4841,7 @@
               <w:rPr>
                 <w:sz w:val="19"/>
               </w:rPr>
-              <w:t>Código limpo, 195 testes no backend e 72 no frontend, documentação atualizada</w:t>
+              <w:t>Código limpo, 198 testes no backend e 74 no frontend, documentação atualizada</w:t>
             </w:r>
           </w:p>
         </w:tc>

--- a/docs/VISAO.docx
+++ b/docs/VISAO.docx
@@ -4841,7 +4841,7 @@
               <w:rPr>
                 <w:sz w:val="19"/>
               </w:rPr>
-              <w:t>Código limpo, 198 testes no backend e 74 no frontend, documentação atualizada</w:t>
+              <w:t>Código limpo, 200 testes no backend e 74 no frontend, documentação atualizada</w:t>
             </w:r>
           </w:p>
         </w:tc>
